--- a/KHBD_Tin_học/Tiền_tiểu_học/Tuần_10/KHBD_Tin_hoc_Tiền_tiểu_học_Tiet09_Em_tao_buc_tranh_au_tien.docx
+++ b/KHBD_Tin_học/Tiền_tiểu_học/Tuần_10/KHBD_Tin_hoc_Tiền_tiểu_học_Tiet09_Em_tao_buc_tranh_au_tien.docx
@@ -360,12 +360,12 @@
       </w:pPr>
       <w:r>
         <w:rPr>
-          <w:rFonts w:ascii="Times New Roman" w:hAnsi="Times New Roman" w:eastAsia="Times New Roman"/>
+          <w:rFonts w:ascii="Times New Roman" w:hAnsi="Times New Roman" w:eastAsia="Times New Roman" w:cs="Times New Roman"/>
           <w:b w:val="0"/>
           <w:i w:val="0"/>
           <w:sz w:val="26"/>
         </w:rPr>
-        <w:t>- Miền I. Khai thác dữ liệu và thông tin (thành tố 1.1. Duyệt, tìm kiếm và lọc dữ liệu, thông tin và nội dung số – Bậc 1): Khai thác thông tin số, dữ liệu đa phương tiện an toàn phục vụ bài học. (Đạt được thông qua Hoạt động 2)</w:t>
+        <w:t>- Miền III. Sáng tạo nội dung số (thành tố 3.1. Phát triển nội dung số – Bậc 1): Xác định được các cách tạo và chỉnh sửa nội dung đơn giản ở các định dạng đơn giản,; Chọn được cách thể hiện bản thân thông qua việc tạo ra các nội dung số đơn giản. (Đạt được thông qua Hoạt động 2, Hoạt động 3).</w:t>
       </w:r>
     </w:p>
     <w:p>
@@ -376,12 +376,12 @@
       </w:pPr>
       <w:r>
         <w:rPr>
-          <w:rFonts w:ascii="Times New Roman" w:hAnsi="Times New Roman" w:eastAsia="Times New Roman"/>
+          <w:rFonts w:ascii="Times New Roman" w:hAnsi="Times New Roman" w:eastAsia="Times New Roman" w:cs="Times New Roman"/>
           <w:b w:val="0"/>
           <w:i w:val="0"/>
           <w:sz w:val="26"/>
         </w:rPr>
-        <w:t>- Miền IV. An toàn (thành tố 4.1. Bảo vệ thiết bị – Bậc 1): Tuân thủ quy tắc an toàn về điện, bảo vệ mắt và giữ vệ sinh thiết bị phòng máy. (Đạt được thông qua Hoạt động 3, Hoạt động 4)</w:t>
+        <w:t>- Miền III. Sáng tạo nội dung số (thành tố 3.2. Tích hợp và tạo lập lại nội dung số – Bậc 1): Chọn được các cách sửa đổi, tinh chỉnh, cải thiện và tích hợp các mục đơn giản có nội dung và thông tin mới để tạo ra những nội dung và thông tin mới và độc đáo. (Đạt được thông qua Hoạt động 3, Hoạt động 4).</w:t>
       </w:r>
     </w:p>
     <w:p>

--- a/KHBD_Tin_học/Tiền_tiểu_học/Tuần_10/KHBD_Tin_hoc_Tiền_tiểu_học_Tiet09_Em_tao_buc_tranh_au_tien.docx
+++ b/KHBD_Tin_học/Tiền_tiểu_học/Tuần_10/KHBD_Tin_hoc_Tiền_tiểu_học_Tiet09_Em_tao_buc_tranh_au_tien.docx
@@ -355,7 +355,7 @@
           <w:i w:val="0"/>
           <w:sz w:val="26"/>
         </w:rPr>
-        <w:t>- NLa (Sử dụng và quản lí các phương tiện ICT): Nhận diện và thao tác đúng các công cụ, phần mềm trong bài Em tạo bức tranh đầu tiên. (Đạt được thông qua Hoạt động 2)</w:t>
+        <w:t>- NLd (Ứng dụng ICT trong học và tự học): Sử dụng phần mềm để tạo ra sản phẩm số hoàn chỉnh phục vụ học tập và đời sống trong bài Em tạo bức tranh đầu tiên. (Đạt được thông qua Hoạt động 3)</w:t>
       </w:r>
     </w:p>
     <w:p>
@@ -371,7 +371,7 @@
           <w:i w:val="0"/>
           <w:sz w:val="26"/>
         </w:rPr>
-        <w:t>- NLd (Ứng dụng ICT trong học và tự học): Sử dụng phần mềm tạo sản phẩm số phục vụ học tập. (Đạt được thông qua Hoạt động 3)</w:t>
+        <w:t>- NLa (Sử dụng và quản lí các phương tiện ICT): Thao tác thành thạo bàn phím, chuột và giao diện chức năng của phần mềm. (Đạt được thông qua Hoạt động 2)</w:t>
       </w:r>
     </w:p>
     <w:p>
